--- a/library/intune-solutions/device-compliance-policies/v1.0.0/deliverables/DCP-Solution.docx
+++ b/library/intune-solutions/device-compliance-policies/v1.0.0/deliverables/DCP-Solution.docx
@@ -15,32 +15,6 @@
       <w:r>
         <w:rPr>
           <w:b/>
-          <w:color w:val="1F3A5F"/>
-          <w:sz w:val="52"/>
-        </w:rPr>
-        <w:t>PHOENIXTEKK</w:t>
-      </w:r>
-    </w:p>
-    <w:p>
-      <w:pPr>
-        <w:jc w:val="center"/>
-      </w:pPr>
-      <w:r>
-        <w:rPr>
-          <w:color w:val="2E86C1"/>
-          <w:sz w:val="24"/>
-        </w:rPr>
-        <w:t>Workplace Marketplace · Intune Solutions</w:t>
-      </w:r>
-    </w:p>
-    <w:p/>
-    <w:p>
-      <w:pPr>
-        <w:jc w:val="center"/>
-      </w:pPr>
-      <w:r>
-        <w:rPr>
-          <w:b/>
           <w:sz w:val="40"/>
         </w:rPr>
         <w:t>Device Compliance Policies</w:t>
@@ -75,8 +49,6 @@
           <w:sz w:val="20"/>
         </w:rPr>
         <w:t>Version 1.0.0    ·    2026-06-13</w:t>
-        <w:br/>
-        <w:t>Phoenixtekk · workplace.phoenixtekk.com</w:t>
       </w:r>
     </w:p>
     <w:p>
@@ -119,7 +91,7 @@
         <w:rPr>
           <w:b/>
         </w:rPr>
-        <w:t>Phoenixtekk Workplace Marketplace · Intune Solutions</w:t>
+        <w:t>White-label · Intune Solutions</w:t>
       </w:r>
     </w:p>
     <w:p>
@@ -285,7 +257,7 @@
         <w:pStyle w:val="Heading2"/>
       </w:pPr>
       <w:r>
-        <w:t>The Phoenixtekk deployment model</w:t>
+        <w:t>The standard deployment model</w:t>
       </w:r>
     </w:p>
     <w:p>
@@ -604,7 +576,7 @@
         <w:pStyle w:val="Heading2"/>
       </w:pPr>
       <w:r>
-        <w:t>The standard Phoenixtekk deployment model</w:t>
+        <w:t>The standard deployment model</w:t>
       </w:r>
     </w:p>
     <w:p>
@@ -621,7 +593,7 @@
     </w:p>
     <w:p>
       <w:r>
-        <w:t xml:space="preserve">Phoenixtekk pattern: </w:t>
+        <w:t xml:space="preserve">repeatable pattern: </w:t>
       </w:r>
       <w:r>
         <w:rPr>
@@ -839,9 +811,10 @@
       </w:r>
       <w:r>
         <w:rPr>
-          <w:b/>
+          <w:rFonts w:ascii="Consolas" w:hAnsi="Consolas"/>
+          <w:sz w:val="19"/>
         </w:rPr>
-        <w:t>`DCP-Discovery.ps1`</w:t>
+        <w:t>DCP-Discovery.ps1</w:t>
       </w:r>
       <w:r>
         <w:t xml:space="preserve">. </w:t>
@@ -1127,7 +1100,7 @@
         <w:t>every</w:t>
       </w:r>
       <w:r>
-        <w:t xml:space="preserve"> Phoenixtekk solution in the </w:t>
+        <w:t xml:space="preserve"> solution in the </w:t>
       </w:r>
       <w:r>
         <w:rPr>
@@ -1437,7 +1410,7 @@
         <w:t>Why:</w:t>
       </w:r>
       <w:r>
-        <w:t xml:space="preserve"> Every Phoenixtekk solution is piloted before fleet rollout. </w:t>
+        <w:t xml:space="preserve"> Every solution is piloted before fleet rollout. </w:t>
       </w:r>
       <w:r>
         <w:rPr>
@@ -1635,7 +1608,7 @@
         <w:rPr>
           <w:b/>
         </w:rPr>
-        <w:t>The Phoenixtekk deployment model (all solutions):</w:t>
+        <w:t>The standard deployment model (all solutions):</w:t>
       </w:r>
       <w:r>
         <w:t xml:space="preserve"> </w:t>
@@ -2322,9 +2295,10 @@
       </w:r>
       <w:r>
         <w:rPr>
-          <w:b/>
+          <w:rFonts w:ascii="Consolas" w:hAnsi="Consolas"/>
+          <w:sz w:val="19"/>
         </w:rPr>
-        <w:t>`DCP-Validation.ps1`</w:t>
+        <w:t>DCP-Validation.ps1</w:t>
       </w:r>
       <w:r>
         <w:t xml:space="preserve"> → confirms the device reports Compliant.</w:t>
@@ -2339,9 +2313,10 @@
       </w:r>
       <w:r>
         <w:rPr>
-          <w:b/>
+          <w:rFonts w:ascii="Consolas" w:hAnsi="Consolas"/>
+          <w:sz w:val="19"/>
         </w:rPr>
-        <w:t>`DCP-TenantReport.ps1`</w:t>
+        <w:t>DCP-TenantReport.ps1</w:t>
       </w:r>
       <w:r>
         <w:t xml:space="preserve"> → confirms compliance status across the pilot group.</w:t>
@@ -2356,9 +2331,10 @@
       </w:r>
       <w:r>
         <w:rPr>
-          <w:b/>
+          <w:rFonts w:ascii="Consolas" w:hAnsi="Consolas"/>
+          <w:sz w:val="19"/>
         </w:rPr>
-        <w:t>`DCP-ConflictCheck.ps1`</w:t>
+        <w:t>DCP-ConflictCheck.ps1</w:t>
       </w:r>
       <w:r>
         <w:t xml:space="preserve"> → flags conflicting policies. Complete the </w:t>
@@ -2433,18 +2409,20 @@
       </w:r>
       <w:r>
         <w:rPr>
-          <w:b/>
+          <w:rFonts w:ascii="Consolas" w:hAnsi="Consolas"/>
+          <w:sz w:val="19"/>
         </w:rPr>
-        <w:t>`DCP-Validation.ps1`</w:t>
+        <w:t>DCP-Validation.ps1</w:t>
       </w:r>
       <w:r>
         <w:t xml:space="preserve"> / </w:t>
       </w:r>
       <w:r>
         <w:rPr>
-          <w:b/>
+          <w:rFonts w:ascii="Consolas" w:hAnsi="Consolas"/>
+          <w:sz w:val="19"/>
         </w:rPr>
-        <w:t>`DCP-TenantReport.ps1`</w:t>
+        <w:t>DCP-TenantReport.ps1</w:t>
       </w:r>
       <w:r>
         <w:t>.</w:t>
@@ -2784,9 +2762,10 @@
       </w:r>
       <w:r>
         <w:rPr>
-          <w:b/>
+          <w:rFonts w:ascii="Consolas" w:hAnsi="Consolas"/>
+          <w:sz w:val="19"/>
         </w:rPr>
-        <w:t>`DCP-TenantReport.ps1`</w:t>
+        <w:t>DCP-TenantReport.ps1</w:t>
       </w:r>
       <w:r>
         <w:t xml:space="preserve">. </w:t>
@@ -2917,27 +2896,30 @@
       </w:r>
       <w:r>
         <w:rPr>
-          <w:b/>
+          <w:rFonts w:ascii="Consolas" w:hAnsi="Consolas"/>
+          <w:sz w:val="19"/>
         </w:rPr>
-        <w:t>`DCP-Validation.ps1`</w:t>
+        <w:t>DCP-Validation.ps1</w:t>
       </w:r>
       <w:r>
         <w:t xml:space="preserve"> / </w:t>
       </w:r>
       <w:r>
         <w:rPr>
-          <w:b/>
+          <w:rFonts w:ascii="Consolas" w:hAnsi="Consolas"/>
+          <w:sz w:val="19"/>
         </w:rPr>
-        <w:t>`DCP-Discovery.ps1`</w:t>
+        <w:t>DCP-Discovery.ps1</w:t>
       </w:r>
       <w:r>
         <w:t xml:space="preserve"> to confirm device state and </w:t>
       </w:r>
       <w:r>
         <w:rPr>
-          <w:b/>
+          <w:rFonts w:ascii="Consolas" w:hAnsi="Consolas"/>
+          <w:sz w:val="19"/>
         </w:rPr>
-        <w:t>`DCP-Remediation.ps1`</w:t>
+        <w:t>DCP-Remediation.ps1</w:t>
       </w:r>
       <w:r>
         <w:t xml:space="preserve"> for safe fixes.</w:t>
@@ -4019,7 +4001,7 @@
         <w:pStyle w:val="ListBullet"/>
       </w:pPr>
       <w:r>
-        <w:t xml:space="preserve">A repeatable process following the Phoenixtekk model: </w:t>
+        <w:t xml:space="preserve">A repeatable process following the repeatable model: </w:t>
       </w:r>
       <w:r>
         <w:rPr>
